--- a/data/outputs/v2/Physics/SS3.2_Current_Electricity/Physics_Current_Electricity_FinalExplanation_TeacherKey.docx
+++ b/data/outputs/v2/Physics/SS3.2_Current_Electricity/Physics_Current_Electricity_FinalExplanation_TeacherKey.docx
@@ -2203,7 +2203,7 @@
         </w:rPr>
         <w:t xml:space="preserve">© 2026 SeaVuria and ARES. This work is licensed under a </w:t>
       </w:r>
-      <w:hyperlink w:history="1" r:id="rIddmbkwnskuw4uvy7wddx0_">
+      <w:hyperlink w:history="1" r:id="rIdv0oijbbrkmodlr4s74tuq">
         <w:r>
           <w:rPr>
             <w:rFonts w:ascii="Arial" w:cs="Arial" w:eastAsia="Arial" w:hAnsi="Arial"/>
@@ -2223,7 +2223,7 @@
         </w:rPr>
         <w:t xml:space="preserve"> (</w:t>
       </w:r>
-      <w:hyperlink w:history="1" r:id="rIdcqunjx_mtv-c7qrl12jzz">
+      <w:hyperlink w:history="1" r:id="rId3gmniibxeo-8-gpuye-7o">
         <w:r>
           <w:rPr>
             <w:rFonts w:ascii="Arial" w:cs="Arial" w:eastAsia="Arial" w:hAnsi="Arial"/>
@@ -2243,7 +2243,7 @@
         </w:rPr>
         <w:t xml:space="preserve">). To view a copy of this license, visit </w:t>
       </w:r>
-      <w:hyperlink w:history="1" r:id="rIdh7ngsmsicjxnylxq_5if6">
+      <w:hyperlink w:history="1" r:id="rIdskafnszbfwhymp68mywvq">
         <w:r>
           <w:rPr>
             <w:rFonts w:ascii="Arial" w:cs="Arial" w:eastAsia="Arial" w:hAnsi="Arial"/>

--- a/data/outputs/v2/Physics/SS3.2_Current_Electricity/Physics_Current_Electricity_FinalExplanation_TeacherKey.docx
+++ b/data/outputs/v2/Physics/SS3.2_Current_Electricity/Physics_Current_Electricity_FinalExplanation_TeacherKey.docx
@@ -2203,7 +2203,7 @@
         </w:rPr>
         <w:t xml:space="preserve">© 2026 SeaVuria and ARES. This work is licensed under a </w:t>
       </w:r>
-      <w:hyperlink w:history="1" r:id="rIdv0oijbbrkmodlr4s74tuq">
+      <w:hyperlink w:history="1" r:id="rIdlrbbifo1nqfjkuktba1v6">
         <w:r>
           <w:rPr>
             <w:rFonts w:ascii="Arial" w:cs="Arial" w:eastAsia="Arial" w:hAnsi="Arial"/>
@@ -2223,7 +2223,7 @@
         </w:rPr>
         <w:t xml:space="preserve"> (</w:t>
       </w:r>
-      <w:hyperlink w:history="1" r:id="rId3gmniibxeo-8-gpuye-7o">
+      <w:hyperlink w:history="1" r:id="rIdnh6cr9tybrzxudt24580c">
         <w:r>
           <w:rPr>
             <w:rFonts w:ascii="Arial" w:cs="Arial" w:eastAsia="Arial" w:hAnsi="Arial"/>
@@ -2243,7 +2243,7 @@
         </w:rPr>
         <w:t xml:space="preserve">). To view a copy of this license, visit </w:t>
       </w:r>
-      <w:hyperlink w:history="1" r:id="rIdskafnszbfwhymp68mywvq">
+      <w:hyperlink w:history="1" r:id="rIdu4awxtc842r5jdh8y4ees">
         <w:r>
           <w:rPr>
             <w:rFonts w:ascii="Arial" w:cs="Arial" w:eastAsia="Arial" w:hAnsi="Arial"/>

--- a/data/outputs/v2/Physics/SS3.2_Current_Electricity/Physics_Current_Electricity_FinalExplanation_TeacherKey.docx
+++ b/data/outputs/v2/Physics/SS3.2_Current_Electricity/Physics_Current_Electricity_FinalExplanation_TeacherKey.docx
@@ -2203,7 +2203,7 @@
         </w:rPr>
         <w:t xml:space="preserve">© 2026 SeaVuria and ARES. This work is licensed under a </w:t>
       </w:r>
-      <w:hyperlink w:history="1" r:id="rIdlrbbifo1nqfjkuktba1v6">
+      <w:hyperlink w:history="1" r:id="rId6ehbcrxiprddlbkzlgxtn">
         <w:r>
           <w:rPr>
             <w:rFonts w:ascii="Arial" w:cs="Arial" w:eastAsia="Arial" w:hAnsi="Arial"/>
@@ -2223,7 +2223,7 @@
         </w:rPr>
         <w:t xml:space="preserve"> (</w:t>
       </w:r>
-      <w:hyperlink w:history="1" r:id="rIdnh6cr9tybrzxudt24580c">
+      <w:hyperlink w:history="1" r:id="rIdwel97j8nvgtr26ezlrxlk">
         <w:r>
           <w:rPr>
             <w:rFonts w:ascii="Arial" w:cs="Arial" w:eastAsia="Arial" w:hAnsi="Arial"/>
@@ -2243,7 +2243,7 @@
         </w:rPr>
         <w:t xml:space="preserve">). To view a copy of this license, visit </w:t>
       </w:r>
-      <w:hyperlink w:history="1" r:id="rIdu4awxtc842r5jdh8y4ees">
+      <w:hyperlink w:history="1" r:id="rIdquunhwgdw7ocixbbo49o1">
         <w:r>
           <w:rPr>
             <w:rFonts w:ascii="Arial" w:cs="Arial" w:eastAsia="Arial" w:hAnsi="Arial"/>

--- a/data/outputs/v2/Physics/SS3.2_Current_Electricity/Physics_Current_Electricity_FinalExplanation_TeacherKey.docx
+++ b/data/outputs/v2/Physics/SS3.2_Current_Electricity/Physics_Current_Electricity_FinalExplanation_TeacherKey.docx
@@ -95,7 +95,7 @@
                 <w:sz w:val="22"/>
                 <w:szCs w:val="22"/>
               </w:rPr>
-              <w:t xml:space="preserve">FINAL EXPLANATION: PHYSICS GRADE 10: 3.2 CURRENT ELECTRICITY – FINAL EXPLANATION</w:t>
+              <w:t xml:space="preserve">FINAL EXPLANATION: PHYSICS GRADE 10: 3.2 CURRENT ELECTRICITY</w:t>
             </w:r>
           </w:p>
         </w:tc>
@@ -224,7 +224,7 @@
                 <w:sz w:val="18"/>
                 <w:szCs w:val="18"/>
               </w:rPr>
-              <w:t xml:space="preserve">This is your Final Explanation for the Huruma Estate phenomenon. Use what you learned in Lessons 1 to 12 to answer every section in the space under each prompt. For each answer, state a claim, give evidence from our investigations, and explain your reasoning using ideas such as Ohm's Law, EMF, internal resistance, series and parallel rules, power and energy. Include units in every calculation and show your working. Write in full sentences.</w:t>
+              <w:t xml:space="preserve">This Final Explanation brings together everything you have learned in Lessons 1 to 12. Answer each question in the space under it, using your own words, the evidence and measurements from our bench demos (9 V pack, three identical 9 V, 2.7 W, 30 Ω bulbs) and the Nairobi classroom. Show every calculation step with units. Use the terms 'in series', 'in parallel', 'potential difference (p.d.)' and 'e.m.f.' correctly. Remember that an ammeter is connected in series and a voltmeter in parallel. Your final answer should connect back to the driving question: Why do the other tubes stay lit when one blows out, and why do bulbs connected in series glow dimmer than identical bulbs connected in parallel to the same battery?</w:t>
             </w:r>
           </w:p>
         </w:tc>
@@ -285,7 +285,7 @@
                 <w:sz w:val="22"/>
                 <w:szCs w:val="22"/>
               </w:rPr>
-              <w:t xml:space="preserve">Section 1: Dim lights and a slow kettle after the blackout</w:t>
+              <w:t xml:space="preserve">Part 1: Why the other tubes stay lit</w:t>
             </w:r>
           </w:p>
         </w:tc>
@@ -319,7 +319,7 @@
                 <w:sz w:val="18"/>
                 <w:szCs w:val="18"/>
               </w:rPr>
-              <w:t xml:space="preserve">After a Kenya Power blackout in Huruma Estate, Nairobi, the lights glowed dimly and the kettle took longer to boil when electricity was first restored. A few minutes later everything worked normally. Explain what happened. In your answer: (a) say what you measure with a voltmeter on the supply terminals when current is flowing compared with when no current flows; (b) use the idea of internal resistance and the equation for terminal voltage; (c) link the change in voltage to the power delivered to the bulbs and kettle using P = V²/R.</w:t>
+              <w:t xml:space="preserve">In the Nairobi evening prep class, four fluorescent tubes share the 240 V mains and one tube blows. (a) How are the tubes connected, and what happens to the other three? (b) Using what you learned about closed loops, p.d. and current, explain why the other three tubes are not affected. (c) Each tube is 36 W on 240 V. Calculate the current in one tube, the current for all four tubes, and the current from the supply after one tube blows. (d) Compare this with an old Christmas-light string in which one bulb fails: what happens, and why?</w:t>
             </w:r>
           </w:p>
         </w:tc>
@@ -351,7 +351,7 @@
                 <w:sz w:val="18"/>
                 <w:szCs w:val="18"/>
               </w:rPr>
-              <w:t xml:space="preserve">Claim: When power was restored, many appliances switched on at once and drew a large current. This lowered the voltage reaching the sockets, so the lights received less power and the kettle heated slowly. Evidence: In Lesson 2 the voltmeter reading across a dry cell dropped below its open-circuit reading (the EMF) when we connected a load, and the drop was bigger with a smaller resistor (larger current). In Lesson 8 our V against I graph sloped downwards, with the y-intercept equal to the EMF and the negative gradient equal to the internal resistance r. Reasoning: The supply has an EMF E but also internal resistance, so terminal voltage V = E − Ir. A large surge current I makes the lost volts Ir large, so V at the sockets is below the normal 240 V. Power delivered to a device is P = V²/R. A lower V gives a much lower P for the same resistance R. The filament therefore transfers less energy per second and glows dimly, and the kettle element transfers heat to the water more slowly. When the surge settled, the current fell, Ir fell, the voltage returned to normal and the lights brightened.</w:t>
+              <w:t xml:space="preserve">(a) The four tubes are connected in parallel: each tube is on its own branch directly across the 240 V supply. When one blows, the other three stay lit. (b) Each tube has its own complete closed loop with the source. A blown tube breaks only its own branch, so the other branches stay closed. Each remaining tube still has the same p.d. (240 V) across it, so it still carries the same current and gives the same light. (c) I = P/V = 36 W / 240 V = 0.15 A for one tube. Four tubes: 4 x 0.15 A = 0.60 A. After one blows, three tubes remain: 3 x 0.15 A = 0.45 A, and each tube still carries 0.15 A. (d) The old Christmas-light string is wired in series: all the bulbs share one single loop. A failed bulb opens the only path, so the current is 0 A and the whole string goes dark.  </w:t>
             </w:r>
           </w:p>
         </w:tc>
@@ -412,7 +412,7 @@
                 <w:sz w:val="22"/>
                 <w:szCs w:val="22"/>
               </w:rPr>
-              <w:t xml:space="preserve">Section 2: The bulb on the long, thin extension cord</w:t>
+              <w:t xml:space="preserve">Part 2: Why the series bulbs are dim</w:t>
             </w:r>
           </w:p>
         </w:tc>
@@ -446,384 +446,7 @@
                 <w:sz w:val="18"/>
                 <w:szCs w:val="18"/>
               </w:rPr>
-              <w:t xml:space="preserve">A neighbour in Huruma Estate has a bulb on a long, thin extension cord. It is always dimmer than a bulb plugged directly into the wall socket, even when power is fully restored. In the Huruma Extension Cord Circuit from Lesson 7, the data were:</w:t>
-            </w:r>
-          </w:p>
-          <w:p>
-            <w:pPr>
-              <w:spacing w:after="40" w:before="0"/>
-              <w:jc w:val="left"/>
-            </w:pPr>
-            <w:r>
-              <w:rPr>
-                <w:rFonts w:ascii="Arial" w:cs="Arial" w:eastAsia="Arial" w:hAnsi="Arial"/>
-                <w:b/>
-                <w:bCs/>
-                <w:i w:val="false"/>
-                <w:iCs w:val="false"/>
-                <w:color w:val="000000"/>
-                <w:sz w:val="18"/>
-                <w:szCs w:val="18"/>
-              </w:rPr>
-              <w:t xml:space="preserve"/>
-            </w:r>
-          </w:p>
-          <w:tbl>
-            <w:tblPr>
-              <w:tblW w:type="dxa" w:w="2640"/>
-              <w:tblBorders>
-                <w:top w:val="single" w:color="AAAAAA" w:sz="4"/>
-                <w:left w:val="single" w:color="AAAAAA" w:sz="4"/>
-                <w:bottom w:val="single" w:color="AAAAAA" w:sz="4"/>
-                <w:right w:val="single" w:color="AAAAAA" w:sz="4"/>
-                <w:insideH w:val="single" w:color="auto" w:sz="4"/>
-                <w:insideV w:val="single" w:color="auto" w:sz="4"/>
-              </w:tblBorders>
-              <w:tblLayout w:type="fixed"/>
-            </w:tblPr>
-            <w:tblGrid>
-              <w:gridCol w:w="1320"/>
-              <w:gridCol w:w="1320"/>
-            </w:tblGrid>
-            <w:tr>
-              <w:tc>
-                <w:tcPr>
-                  <w:tcW w:type="dxa" w:w="1320"/>
-                  <w:shd w:fill="D5E8F0" w:color="auto" w:val="clear"/>
-                  <w:tcMar>
-                    <w:top w:type="dxa" w:w="60"/>
-                    <w:left w:type="dxa" w:w="120"/>
-                    <w:bottom w:type="dxa" w:w="60"/>
-                    <w:right w:type="dxa" w:w="120"/>
-                  </w:tcMar>
-                  <w:vAlign w:val="top"/>
-                </w:tcPr>
-                <w:p>
-                  <w:pPr>
-                    <w:spacing w:after="40" w:before="0"/>
-                    <w:jc w:val="left"/>
-                  </w:pPr>
-                  <w:r>
-                    <w:rPr>
-                      <w:rFonts w:ascii="Arial" w:cs="Arial" w:eastAsia="Arial" w:hAnsi="Arial"/>
-                      <w:b/>
-                      <w:bCs/>
-                      <w:i w:val="false"/>
-                      <w:iCs w:val="false"/>
-                      <w:color w:val="000000"/>
-                      <w:sz w:val="18"/>
-                      <w:szCs w:val="18"/>
-                    </w:rPr>
-                    <w:t xml:space="preserve">Part of circuit</w:t>
-                  </w:r>
-                </w:p>
-              </w:tc>
-              <w:tc>
-                <w:tcPr>
-                  <w:tcW w:type="dxa" w:w="1320"/>
-                  <w:shd w:fill="D5E8F0" w:color="auto" w:val="clear"/>
-                  <w:tcMar>
-                    <w:top w:type="dxa" w:w="60"/>
-                    <w:left w:type="dxa" w:w="120"/>
-                    <w:bottom w:type="dxa" w:w="60"/>
-                    <w:right w:type="dxa" w:w="120"/>
-                  </w:tcMar>
-                  <w:vAlign w:val="top"/>
-                </w:tcPr>
-                <w:p>
-                  <w:pPr>
-                    <w:spacing w:after="40" w:before="0"/>
-                    <w:jc w:val="left"/>
-                  </w:pPr>
-                  <w:r>
-                    <w:rPr>
-                      <w:rFonts w:ascii="Arial" w:cs="Arial" w:eastAsia="Arial" w:hAnsi="Arial"/>
-                      <w:b/>
-                      <w:bCs/>
-                      <w:i w:val="false"/>
-                      <w:iCs w:val="false"/>
-                      <w:color w:val="000000"/>
-                      <w:sz w:val="18"/>
-                      <w:szCs w:val="18"/>
-                    </w:rPr>
-                    <w:t xml:space="preserve">Voltage (V)</w:t>
-                  </w:r>
-                </w:p>
-              </w:tc>
-            </w:tr>
-            <w:tr>
-              <w:tc>
-                <w:tcPr>
-                  <w:tcW w:type="dxa" w:w="1320"/>
-                  <w:shd w:fill="FFFFFF" w:color="auto" w:val="clear"/>
-                  <w:tcMar>
-                    <w:top w:type="dxa" w:w="60"/>
-                    <w:left w:type="dxa" w:w="120"/>
-                    <w:bottom w:type="dxa" w:w="60"/>
-                    <w:right w:type="dxa" w:w="120"/>
-                  </w:tcMar>
-                  <w:vAlign w:val="top"/>
-                </w:tcPr>
-                <w:p>
-                  <w:pPr>
-                    <w:spacing w:after="40" w:before="0"/>
-                    <w:jc w:val="left"/>
-                  </w:pPr>
-                  <w:r>
-                    <w:rPr>
-                      <w:rFonts w:ascii="Arial" w:cs="Arial" w:eastAsia="Arial" w:hAnsi="Arial"/>
-                      <w:b w:val="false"/>
-                      <w:bCs w:val="false"/>
-                      <w:i w:val="false"/>
-                      <w:iCs w:val="false"/>
-                      <w:color w:val="000000"/>
-                      <w:sz w:val="18"/>
-                      <w:szCs w:val="18"/>
-                    </w:rPr>
-                    <w:t xml:space="preserve">Supply</w:t>
-                  </w:r>
-                </w:p>
-              </w:tc>
-              <w:tc>
-                <w:tcPr>
-                  <w:tcW w:type="dxa" w:w="1320"/>
-                  <w:shd w:fill="FFFFFF" w:color="auto" w:val="clear"/>
-                  <w:tcMar>
-                    <w:top w:type="dxa" w:w="60"/>
-                    <w:left w:type="dxa" w:w="120"/>
-                    <w:bottom w:type="dxa" w:w="60"/>
-                    <w:right w:type="dxa" w:w="120"/>
-                  </w:tcMar>
-                  <w:vAlign w:val="top"/>
-                </w:tcPr>
-                <w:p>
-                  <w:pPr>
-                    <w:spacing w:after="40" w:before="0"/>
-                    <w:jc w:val="left"/>
-                  </w:pPr>
-                  <w:r>
-                    <w:rPr>
-                      <w:rFonts w:ascii="Arial" w:cs="Arial" w:eastAsia="Arial" w:hAnsi="Arial"/>
-                      <w:b w:val="false"/>
-                      <w:bCs w:val="false"/>
-                      <w:i w:val="false"/>
-                      <w:iCs w:val="false"/>
-                      <w:color w:val="000000"/>
-                      <w:sz w:val="18"/>
-                      <w:szCs w:val="18"/>
-                    </w:rPr>
-                    <w:t xml:space="preserve">240</w:t>
-                  </w:r>
-                </w:p>
-              </w:tc>
-            </w:tr>
-            <w:tr>
-              <w:tc>
-                <w:tcPr>
-                  <w:tcW w:type="dxa" w:w="1320"/>
-                  <w:shd w:fill="FFFFFF" w:color="auto" w:val="clear"/>
-                  <w:tcMar>
-                    <w:top w:type="dxa" w:w="60"/>
-                    <w:left w:type="dxa" w:w="120"/>
-                    <w:bottom w:type="dxa" w:w="60"/>
-                    <w:right w:type="dxa" w:w="120"/>
-                  </w:tcMar>
-                  <w:vAlign w:val="top"/>
-                </w:tcPr>
-                <w:p>
-                  <w:pPr>
-                    <w:spacing w:after="40" w:before="0"/>
-                    <w:jc w:val="left"/>
-                  </w:pPr>
-                  <w:r>
-                    <w:rPr>
-                      <w:rFonts w:ascii="Arial" w:cs="Arial" w:eastAsia="Arial" w:hAnsi="Arial"/>
-                      <w:b w:val="false"/>
-                      <w:bCs w:val="false"/>
-                      <w:i w:val="false"/>
-                      <w:iCs w:val="false"/>
-                      <w:color w:val="000000"/>
-                      <w:sz w:val="18"/>
-                      <w:szCs w:val="18"/>
-                    </w:rPr>
-                    <w:t xml:space="preserve">Across the 6 Ω extension cord</w:t>
-                  </w:r>
-                </w:p>
-              </w:tc>
-              <w:tc>
-                <w:tcPr>
-                  <w:tcW w:type="dxa" w:w="1320"/>
-                  <w:shd w:fill="FFFFFF" w:color="auto" w:val="clear"/>
-                  <w:tcMar>
-                    <w:top w:type="dxa" w:w="60"/>
-                    <w:left w:type="dxa" w:w="120"/>
-                    <w:bottom w:type="dxa" w:w="60"/>
-                    <w:right w:type="dxa" w:w="120"/>
-                  </w:tcMar>
-                  <w:vAlign w:val="top"/>
-                </w:tcPr>
-                <w:p>
-                  <w:pPr>
-                    <w:spacing w:after="40" w:before="0"/>
-                    <w:jc w:val="left"/>
-                  </w:pPr>
-                  <w:r>
-                    <w:rPr>
-                      <w:rFonts w:ascii="Arial" w:cs="Arial" w:eastAsia="Arial" w:hAnsi="Arial"/>
-                      <w:b w:val="false"/>
-                      <w:bCs w:val="false"/>
-                      <w:i w:val="false"/>
-                      <w:iCs w:val="false"/>
-                      <w:color w:val="000000"/>
-                      <w:sz w:val="18"/>
-                      <w:szCs w:val="18"/>
-                    </w:rPr>
-                    <w:t xml:space="preserve">31.3</w:t>
-                  </w:r>
-                </w:p>
-              </w:tc>
-            </w:tr>
-            <w:tr>
-              <w:tc>
-                <w:tcPr>
-                  <w:tcW w:type="dxa" w:w="1320"/>
-                  <w:shd w:fill="FFFFFF" w:color="auto" w:val="clear"/>
-                  <w:tcMar>
-                    <w:top w:type="dxa" w:w="60"/>
-                    <w:left w:type="dxa" w:w="120"/>
-                    <w:bottom w:type="dxa" w:w="60"/>
-                    <w:right w:type="dxa" w:w="120"/>
-                  </w:tcMar>
-                  <w:vAlign w:val="top"/>
-                </w:tcPr>
-                <w:p>
-                  <w:pPr>
-                    <w:spacing w:after="40" w:before="0"/>
-                    <w:jc w:val="left"/>
-                  </w:pPr>
-                  <w:r>
-                    <w:rPr>
-                      <w:rFonts w:ascii="Arial" w:cs="Arial" w:eastAsia="Arial" w:hAnsi="Arial"/>
-                      <w:b w:val="false"/>
-                      <w:bCs w:val="false"/>
-                      <w:i w:val="false"/>
-                      <w:iCs w:val="false"/>
-                      <w:color w:val="000000"/>
-                      <w:sz w:val="18"/>
-                      <w:szCs w:val="18"/>
-                    </w:rPr>
-                    <w:t xml:space="preserve">Across the parallel appliances (bulb in Socket A and charger in Socket B)</w:t>
-                  </w:r>
-                </w:p>
-              </w:tc>
-              <w:tc>
-                <w:tcPr>
-                  <w:tcW w:type="dxa" w:w="1320"/>
-                  <w:shd w:fill="FFFFFF" w:color="auto" w:val="clear"/>
-                  <w:tcMar>
-                    <w:top w:type="dxa" w:w="60"/>
-                    <w:left w:type="dxa" w:w="120"/>
-                    <w:bottom w:type="dxa" w:w="60"/>
-                    <w:right w:type="dxa" w:w="120"/>
-                  </w:tcMar>
-                  <w:vAlign w:val="top"/>
-                </w:tcPr>
-                <w:p>
-                  <w:pPr>
-                    <w:spacing w:after="40" w:before="0"/>
-                    <w:jc w:val="left"/>
-                  </w:pPr>
-                  <w:r>
-                    <w:rPr>
-                      <w:rFonts w:ascii="Arial" w:cs="Arial" w:eastAsia="Arial" w:hAnsi="Arial"/>
-                      <w:b w:val="false"/>
-                      <w:bCs w:val="false"/>
-                      <w:i w:val="false"/>
-                      <w:iCs w:val="false"/>
-                      <w:color w:val="000000"/>
-                      <w:sz w:val="18"/>
-                      <w:szCs w:val="18"/>
-                    </w:rPr>
-                    <w:t xml:space="preserve">208.7</w:t>
-                  </w:r>
-                </w:p>
-              </w:tc>
-            </w:tr>
-          </w:tbl>
-          <w:p>
-            <w:pPr>
-              <w:spacing w:after="60" w:before="0"/>
-              <w:jc w:val="left"/>
-            </w:pPr>
-            <w:r>
-              <w:rPr>
-                <w:rFonts w:ascii="Arial" w:cs="Arial" w:eastAsia="Arial" w:hAnsi="Arial"/>
-                <w:b w:val="false"/>
-                <w:bCs w:val="false"/>
-                <w:i w:val="false"/>
-                <w:iCs w:val="false"/>
-                <w:color w:val="000000"/>
-                <w:sz w:val="18"/>
-                <w:szCs w:val="18"/>
-              </w:rPr>
-              <w:t xml:space="preserve"/>
-            </w:r>
-          </w:p>
-          <w:p>
-            <w:pPr>
-              <w:spacing w:after="40" w:before="0"/>
-              <w:jc w:val="left"/>
-            </w:pPr>
-            <w:r>
-              <w:rPr>
-                <w:rFonts w:ascii="Arial" w:cs="Arial" w:eastAsia="Arial" w:hAnsi="Arial"/>
-                <w:b/>
-                <w:bCs/>
-                <w:i w:val="false"/>
-                <w:iCs w:val="false"/>
-                <w:color w:val="000000"/>
-                <w:sz w:val="18"/>
-                <w:szCs w:val="18"/>
-              </w:rPr>
-              <w:t xml:space="preserve"/>
-            </w:r>
-          </w:p>
-          <w:p>
-            <w:pPr>
-              <w:spacing w:after="40" w:before="0"/>
-              <w:jc w:val="left"/>
-            </w:pPr>
-            <w:r>
-              <w:rPr>
-                <w:rFonts w:ascii="Arial" w:cs="Arial" w:eastAsia="Arial" w:hAnsi="Arial"/>
-                <w:b/>
-                <w:bCs/>
-                <w:i w:val="false"/>
-                <w:iCs w:val="false"/>
-                <w:color w:val="000000"/>
-                <w:sz w:val="18"/>
-                <w:szCs w:val="18"/>
-              </w:rPr>
-              <w:t xml:space="preserve">(a) Explain why the bulb is dimmer, using the data. (b) Describe how the cord's length and cross-sectional area affect its resistance, and how this links to ρ = RA/L. (c) Calculate the current flowing through the cord. (d) Explain why this is a problem for energy delivery and safety.</w:t>
-            </w:r>
-          </w:p>
-          <w:p>
-            <w:pPr>
-              <w:spacing w:after="60" w:before="0"/>
-              <w:jc w:val="left"/>
-            </w:pPr>
-            <w:r>
-              <w:rPr>
-                <w:rFonts w:ascii="Arial" w:cs="Arial" w:eastAsia="Arial" w:hAnsi="Arial"/>
-                <w:b w:val="false"/>
-                <w:bCs w:val="false"/>
-                <w:i w:val="false"/>
-                <w:iCs w:val="false"/>
-                <w:color w:val="000000"/>
-                <w:sz w:val="18"/>
-                <w:szCs w:val="18"/>
-              </w:rPr>
-              <w:t xml:space="preserve"/>
+              <w:t xml:space="preserve">Mr. Otieno connected three identical 9 V, 2.7 W, 30 Ω bulbs in series to the 9 V battery pack. Wanjiru asked why they glow dim. (a) Calculate the total resistance of the circuit. (b) Calculate the current in the circuit and say what an ammeter would read at different points in the loop. (c) Calculate the p.d. across each bulb and show how the p.d.s relate to the e.m.f. of the pack. (d) Calculate the power in each bulb and use it to explain why they are dim. (e) What happens if one bulb is removed, and why?</w:t>
             </w:r>
           </w:p>
         </w:tc>
@@ -855,7 +478,7 @@
                 <w:sz w:val="18"/>
                 <w:szCs w:val="18"/>
               </w:rPr>
-              <w:t xml:space="preserve">(a) The cord is in series with the appliances, so it takes part of the supply voltage. The table shows 31.3 V is dropped across the cord, leaving only 208.7 V (not 240 V) across the bulb and charger. 31.3 V + 208.7 V = 240 V. Less voltage across the bulb means less current and less power (P = V²/R), so it glows dimmer. This is not a fault in the supply; it is how a series element behaves. (b) From ρ = RA/L, R = ρL/A. Resistance increases with length (R ∝ L) and decreases with larger cross-sectional area (R ∝ 1/A). A long, thin cord therefore has high resistance, unlike the thick copper house wiring. In Lesson 4, thin, long wire gave much higher resistance than short, thick wire of the same material. (c) Using Ohm's Law on the cord: I = V/R = 31.3 V ÷ 6 Ω ≈ 5.2 A. (d) The cord wastes energy as heat (P = I²R and Q = I²Rt), so less energy reaches the appliances. If the cord is overloaded it can become hot enough to damage the insulation and start a fire, as in the charred cord from Huruma Estate.</w:t>
+              <w:t xml:space="preserve">(a) In series, R = R1 + R2 + R3 = 30 + 30 + 30 = 90 Ω. (b) I = V/R = 9 V / 90 Ω = 0.10 A. The current is the same at every point in a series loop (0.10 A), because bulbs do not use up current. (c) p.d. across each bulb = I x R = 0.10 A x 30 Ω = 3.0 V. The three p.d.s add up to the e.m.f.: 3.0 + 3.0 + 3.0 = 9.0 V, so the energy per coulomb supplied by the pack is shared between the bulbs. (d) P = IV = 3.0 V x 0.10 A = 0.30 W per bulb. This is much less than the 2.7 W rating at full 9 V, so each bulb is dim. (e) If one bulb is removed, the only path is broken (open circuit), I = 0 A and all the bulbs go out.</w:t>
             </w:r>
           </w:p>
         </w:tc>
@@ -916,7 +539,7 @@
                 <w:sz w:val="22"/>
                 <w:szCs w:val="22"/>
               </w:rPr>
-              <w:t xml:space="preserve">Section 3: Why homes are wired in parallel</w:t>
+              <w:t xml:space="preserve">Part 3: Why the parallel bulbs are bright</w:t>
             </w:r>
           </w:p>
         </w:tc>
@@ -950,7 +573,7 @@
                 <w:sz w:val="18"/>
                 <w:szCs w:val="18"/>
               </w:rPr>
-              <w:t xml:space="preserve">Explain why all the appliances in a Kenyan home are connected in parallel to the 240 V supply rather than in series. Use what you observed in Lessons 5 and 6 (Christmas-style bulbs in series and the parallel circuits you built). Mention voltage, current and what happens when one appliance is switched off or removed.</w:t>
+              <w:t xml:space="preserve">Now the three identical bulbs are connected in parallel to the same 9 V pack. (a) What p.d. is across each bulb, and what current flows in each branch? (b) What current comes from the battery, and what is the effective resistance of the circuit? Show it using 1/R = 1/R1 + 1/R2 + 1/R3. (c) Calculate the power in each bulb and compare it with a series bulb. (d) One bulb is removed. What are the p.d. and current in each remaining bulb, and what is the battery current now? (e) Kipchirchir predicted that the battery is used up faster in parallel. Is he right? Use your numbers.</w:t>
             </w:r>
           </w:p>
         </w:tc>
@@ -982,7 +605,7 @@
                 <w:sz w:val="18"/>
                 <w:szCs w:val="18"/>
               </w:rPr>
-              <w:t xml:space="preserve">Claim: Parallel wiring lets every appliance receive the full supply voltage and work independently. Evidence: In Lesson 5, when we added bulbs in series the current was the same everywhere and the bulbs got dimmer because the source voltage was shared (V_source = V₁ + V₂ + V₃) and the total resistance increased. In Lesson 6 our parallel circuits showed about 6 V across each branch, equal to the battery voltage. Unscrewing one bulb did not affect the other, and the main-line current equalled the sum of the branch currents. Reasoning: In parallel, each branch is connected directly across the supply, so each appliance gets the full 240 V and operates normally; the lights and kettle do not affect each other. If the home were in series, every extra appliance would add resistance, reduce current and make everything dimmer, and one switched-off appliance would break the whole loop. The cost of parallel wiring is that adding appliances increases total current, because equivalent resistance falls (1/R_eq = 1/R₁ + 1/R₂ + …). The wiring and fuse must be able to carry this larger current safely.</w:t>
+              <w:t xml:space="preserve">(a) Each bulb has the full 9.0 V across it. Current in each branch I = V/R = 9 / 30 = 0.30 A. (b) The battery current is the sum of the branch currents: 0.30 + 0.30 + 0.30 = 0.90 A. Effective resistance: 1/R = 1/30 + 1/30 + 1/30 = 3/30, so R = 10 Ω (check: 9 V / 0.90 A = 10 Ω). (c) P = IV = 9.0 V x 0.30 A = 2.7 W per bulb, full brightness. This is 9 times the 0.30 W of a series bulb (2.7 / 0.30 = 9). (d) The two remaining bulbs still have 9.0 V and 0.30 A each, so they stay bright. The battery current falls to 0.30 + 0.30 = 0.60 A. (e) Kipchirchir is partly right. The parallel circuit draws 0.90 A from the battery compared with 0.10 A in series, and its total power (3 x 2.7 = 8.1 W against 3 x 0.30 = 0.90 W) is greater, so the energy is used faster. It is only partly right because the bulbs are also much brighter.</w:t>
             </w:r>
           </w:p>
         </w:tc>
@@ -1043,7 +666,7 @@
                 <w:sz w:val="22"/>
                 <w:szCs w:val="22"/>
               </w:rPr>
-              <w:t xml:space="preserve">Section 4: Power, energy and cost at home</w:t>
+              <w:t xml:space="preserve">Part 4: Energy, cost and safe design</w:t>
             </w:r>
           </w:p>
         </w:tc>
@@ -1077,7 +700,7 @@
                 <w:sz w:val="18"/>
                 <w:szCs w:val="18"/>
               </w:rPr>
-              <w:t xml:space="preserve">A 3 kW electric jiko is used in a Nairobi home on a 240 V supply. Kenya Power charges about Ksh 12.00 per unit (1 kWh). (a) Calculate the current the jiko draws. (b) Calculate how long it takes to use 1 kWh and the cost of running it for that time. (c) Explain why a kettle that runs on lower terminal voltage during the Huruma power restoration takes longer to boil water, and say whether the energy needed to boil the same water changes.</w:t>
+              <w:t xml:space="preserve">The school wants to light the Nairobi classroom with the four 36 W tubes in parallel on 240 V mains. (a) Calculate the energy used by the four tubes in 5 hours in kWh and the cost at KSh 25 per kWh. (b) A 60 W filament bulb and a 9 W LED are each used for 5 hours. Compare the energy used and the cost of each. (c) Achieng's family in Kisumu has a 12 V solar home system. Say how its lights should be connected so that one failed bulb does not put out the others, and why. (d) A kettle (3000 W) and a heater (2000 W) are plugged into one 240 V socket with a 13 A fuse. Calculate what happens and explain why. (e) Describe the safety devices that your classroom circuit should have.</w:t>
             </w:r>
           </w:p>
         </w:tc>
@@ -1109,7 +732,7 @@
                 <w:sz w:val="18"/>
                 <w:szCs w:val="18"/>
               </w:rPr>
-              <w:t xml:space="preserve">(a) P = IV, so I = P/V = 3000 W ÷ 240 V = 12.5 A. (b) E = Pt, so t = E/P = 1 kWh ÷ 3 kW = 1/3 h = 20 minutes. Cost = 1 kWh × Ksh 12.00 = Ksh 12.00. (c) Lower terminal voltage reduces the current (I = V/R) and the power delivered (P = V²/R). Less power means less energy is transferred to the water each second, so more minutes are needed to reach boiling point. Heating the same water to boiling needs about the same amount of energy, so the energy used, E = Pt, stays about the same: the power is lower but the time is longer. It may be slightly more because extra heat is lost to the surroundings during the longer heating time. So the slow kettle is mainly a problem of time, not a much bigger bill. The Kenya Power bill is charged in kWh.</w:t>
+              <w:t xml:space="preserve">(a) Power = 4 x 36 W = 144 W = 0.144 kW. E = 0.144 kW x 5 h = 0.72 kWh. Cost = 0.72 x KSh 25 = KSh 18. (b) 60 W bulb: 0.060 kW x 5 h = 0.300 kWh, cost 0.300 x 25 = KSh 7.50. 9 W LED: 0.009 kW x 5 h = 0.045 kWh, cost 0.045 x 25 = KSh 1.125, about KSh 1.13. The LED uses far less energy and costs much less for the same time. (c) The lights should be wired in parallel across the 12 V battery, so each has its own branch with the full p.d. and a failed bulb only breaks its own branch, as with the Nairobi tubes. (d) Kettle: I = P/V = 3000 / 240 = 12.5 A. Heater: 2000 / 240 = 8.33 A. Appliances are in parallel, so their currents add: 12.5 + 8.33 = 20.8 A, which is more than the 13 A fuse rating. The thin fuse wire heats and melts, breaking the circuit before the cable overheats. (e) The classroom should be wired in parallel with a fuse or circuit breaker on the live wire to cut off excess current from an overload or short circuit, and with earthing to give fault current a safe path and protect people from shock.</w:t>
             </w:r>
           </w:p>
         </w:tc>
@@ -1170,7 +793,7 @@
                 <w:sz w:val="22"/>
                 <w:szCs w:val="22"/>
               </w:rPr>
-              <w:t xml:space="preserve">Section 5: Designing a safe, efficient circuit for the Wanjiku Family Home</w:t>
+              <w:t xml:space="preserve">Part 5: Final explanation and model revision</w:t>
             </w:r>
           </w:p>
         </w:tc>
@@ -1204,7 +827,7 @@
                 <w:sz w:val="18"/>
                 <w:szCs w:val="18"/>
               </w:rPr>
-              <w:t xml:space="preserve">The Wanjiku family in Githurai, Nairobi, has a 15 A mains fuse on 240 V. They want to run the 3 kW electric jiko and a second 3 kW appliance at the same time on this fuse. (a) Calculate the total current if both run together and decide whether the 15 A fuse is safe. (b) Explain what the fuse does and what could happen if a much bigger fuse or a thin extension cord were used instead. (c) Give three design rules, with reasons, for wiring the home so that every appliance gets the right amount of energy safely and efficiently. Answer the driving question: why do devices sometimes get less energy than expected, and how do we design circuits to prevent this?</w:t>
+              <w:t xml:space="preserve">Write a complete final explanation that answers the driving question: Why do the other tubes stay lit when one blows out, and why do bulbs connected in series glow dimmer than identical bulbs connected in parallel to the same battery? Use evidence from at least three of our lessons (for example the current and p.d. measurements, Ohm's law, and resistance in series and in parallel). Then state one idea in your Lesson 1 model that you now want to change, and say how you would change it. Finally, say how this helps you answer the KICD questions: how do we determine the relationship between current, p.d. and resistance, and how is current electricity applied in day-to-day life?</w:t>
             </w:r>
           </w:p>
         </w:tc>
@@ -1236,7 +859,7 @@
                 <w:sz w:val="18"/>
                 <w:szCs w:val="18"/>
               </w:rPr>
-              <w:t xml:space="preserve">(a) Each 3 kW appliance draws I = P/V = 3000 ÷ 240 = 12.5 A. In parallel the currents add: 12.5 A + 12.5 A = 25 A. This is above 15 A, so the fuse would melt and break the circuit. This is correct and safe: the fuse is protecting the wiring. The two appliances should not run together on this circuit. (b) A fuse melts when the current is too high and breaks the circuit before the wires overheat. A fuse with too high a rating would not melt, so the wires could carry more current than they are meant to (Q = I²Rt) and could start a fire. A thin extension cord has high resistance, wastes energy as heat and can become a fire hazard. (c) Rule 1: wire appliances in parallel so each gets the full 240 V and works independently. Rule 2: use thick copper cables and short cords, because low resistance (R = ρL/A) reduces voltage drop (V = IR) and heat loss (P = I²R). Rule 3: choose a fuse (or circuit breaker) rated to suit the total current and earth metal-cased appliances, so overcurrent or fault current is stopped safely. Answer to the driving question: devices get less energy than expected when voltage is lost inside the supply (V = E − Ir) or across high-resistance wires in series, which reduces power (P = V²/R). Good design keeps wire resistance low, uses parallel connections, matches fuse ratings to current, and uses energy (E = Pt) within the monthly budget.</w:t>
+              <w:t xml:space="preserve">The other tubes stay lit because they are connected in parallel: each tube is on its own branch directly across the 240 V supply. When one branch is broken, the others still have the same p.d. and the same current (0.15 A each; the total falls from 0.60 A to 0.45 A). Series bulbs are dim because the three identical bulbs share the 9 V of the pack (3.0 V each) in one loop of total resistance 30 + 30 + 30 = 90 Ω. By V = IR the current is only 9/90 = 0.10 A, so each bulb transfers P = IV = 3.0 x 0.10 = 0.30 W. In parallel each bulb has the full 9 V across 30 Ω, so the current is 0.30 A and the power 2.7 W, which is 9 times larger, and the effective resistance is 10 Ω with 0.90 A from the battery. In a series loop a failed bulb opens the only path so everything goes out, as in the old Christmas-light string. Evidence: ammeter readings of 0.10 A and 0.30 A (Lesson 3), voltmeter readings of 3.0 V and 9.0 V (Lesson 4), the V-I graph for the 30 Ω resistor (Lesson 5), and the resistance rules (Lessons 7 and 8). Model change: in my first model I thought the battery pushed the same amount into every bulb, or that bulbs used up current; now I show the same current in the series loop, the 9 V shared as 3.0 V per bulb, and separate branches each with the full p.d. in parallel. KICD question 1: we found the relationship by measuring V and I for the 30 Ω resistor; V/I stayed 30 Ω, so V = IR, and current rises with p.d. and falls with resistance. KICD question 2: current electricity is applied in home and school wiring, with lights in parallel, fuses or breakers on the live wire, earthing, and choosing efficient LEDs to cut the cost of energy in kWh.</w:t>
             </w:r>
           </w:p>
         </w:tc>
@@ -1463,7 +1086,7 @@
                 <w:sz w:val="18"/>
                 <w:szCs w:val="18"/>
               </w:rPr>
-              <w:t xml:space="preserve">Claim, evidence and reasoning</w:t>
+              <w:t xml:space="preserve">Use of evidence and data</w:t>
             </w:r>
           </w:p>
         </w:tc>
@@ -1495,7 +1118,7 @@
                 <w:sz w:val="18"/>
                 <w:szCs w:val="18"/>
               </w:rPr>
-              <w:t xml:space="preserve">Gives a clear claim for each phenomenon, supports it with specific data from our investigations (for example 31.3 V and 208.7 V), and links evidence to the claim with correct scientific reasoning.</w:t>
+              <w:t xml:space="preserve">Uses the exact values from the demos and classroom (90 Ω, 10 Ω, 0.10 A, 0.30 A, 3.0 V, 9.0 V, 0.30 W, 2.7 W, 0.15 A, 0.60 A, 0.45 A) accurately and links them to claims.</w:t>
             </w:r>
           </w:p>
         </w:tc>
@@ -1527,7 +1150,7 @@
                 <w:sz w:val="18"/>
                 <w:szCs w:val="18"/>
               </w:rPr>
-              <w:t xml:space="preserve">Gives claims and some evidence from the lessons, but reasoning is partly missing or does not fully link the evidence to the claim.</w:t>
+              <w:t xml:space="preserve">Uses most of the correct values but some are missing or not linked clearly to the claim.</w:t>
             </w:r>
           </w:p>
         </w:tc>
@@ -1559,7 +1182,7 @@
                 <w:sz w:val="18"/>
                 <w:szCs w:val="18"/>
               </w:rPr>
-              <w:t xml:space="preserve">Gives statements with little or no evidence, or evidence that does not match the claim.</w:t>
+              <w:t xml:space="preserve">Uses few or incorrect values, or gives claims without evidence.</w:t>
             </w:r>
           </w:p>
         </w:tc>
@@ -1593,7 +1216,7 @@
                 <w:sz w:val="18"/>
                 <w:szCs w:val="18"/>
               </w:rPr>
-              <w:t xml:space="preserve">Use of circuit ideas (V = IR, internal resistance, series and parallel rules)</w:t>
+              <w:t xml:space="preserve">Scientific reasoning about series and parallel circuits</w:t>
             </w:r>
           </w:p>
         </w:tc>
@@ -1625,7 +1248,7 @@
                 <w:sz w:val="18"/>
                 <w:szCs w:val="18"/>
               </w:rPr>
-              <w:t xml:space="preserve">Uses V = IR, V = E − Ir, and the series and parallel rules correctly and consistently to explain both the post-blackout dimming and the extension cord.</w:t>
+              <w:t xml:space="preserve">Clearly explains that series bulbs share the p.d. and a single current through 90 Ω, while parallel branches each get the full p.d. and independent current, and links this to why one blown tube does not affect the others.</w:t>
             </w:r>
           </w:p>
         </w:tc>
@@ -1657,7 +1280,7 @@
                 <w:sz w:val="18"/>
                 <w:szCs w:val="18"/>
               </w:rPr>
-              <w:t xml:space="preserve">Uses most of the ideas correctly, with a few minor errors or missing links.</w:t>
+              <w:t xml:space="preserve">Explains the series and parallel difference correctly but with limited reasoning about p.d., current or resistance.</w:t>
             </w:r>
           </w:p>
         </w:tc>
@@ -1689,7 +1312,7 @@
                 <w:sz w:val="18"/>
                 <w:szCs w:val="18"/>
               </w:rPr>
-              <w:t xml:space="preserve">Uses ideas incorrectly or confuses series with parallel, or EMF with terminal voltage.</w:t>
+              <w:t xml:space="preserve">Describes what happens without a correct reason, or shows misconceptions such as bulbs using up current.</w:t>
             </w:r>
           </w:p>
         </w:tc>
@@ -1723,7 +1346,7 @@
                 <w:sz w:val="18"/>
                 <w:szCs w:val="18"/>
               </w:rPr>
-              <w:t xml:space="preserve">Calculations of power, energy, current and cost</w:t>
+              <w:t xml:space="preserve">Calculations and units</w:t>
             </w:r>
           </w:p>
         </w:tc>
@@ -1755,7 +1378,7 @@
                 <w:sz w:val="18"/>
                 <w:szCs w:val="18"/>
               </w:rPr>
-              <w:t xml:space="preserve">Calculations are correct with formula, substitution, working and units (A, W, kWh, Ksh).</w:t>
+              <w:t xml:space="preserve">All calculations (V = IR, resistance in series and parallel, P = IV, E = Pt, cost) are set out step by step with correct units and answers.</w:t>
             </w:r>
           </w:p>
         </w:tc>
@@ -1787,7 +1410,7 @@
                 <w:sz w:val="18"/>
                 <w:szCs w:val="18"/>
               </w:rPr>
-              <w:t xml:space="preserve">Method is correct, but there are small arithmetic or unit errors.</w:t>
+              <w:t xml:space="preserve">Calculations mostly correct with minor errors in units or steps.</w:t>
             </w:r>
           </w:p>
         </w:tc>
@@ -1819,7 +1442,7 @@
                 <w:sz w:val="18"/>
                 <w:szCs w:val="18"/>
               </w:rPr>
-              <w:t xml:space="preserve">Method is incorrect or incomplete, or units are missing.</w:t>
+              <w:t xml:space="preserve">Calculations incomplete or incorrect, or missing units.</w:t>
             </w:r>
           </w:p>
         </w:tc>
@@ -1853,7 +1476,7 @@
                 <w:sz w:val="18"/>
                 <w:szCs w:val="18"/>
               </w:rPr>
-              <w:t xml:space="preserve">Safe and efficient design decisions</w:t>
+              <w:t xml:space="preserve">Application and safety</w:t>
             </w:r>
           </w:p>
         </w:tc>
@@ -1885,7 +1508,7 @@
                 <w:sz w:val="18"/>
                 <w:szCs w:val="18"/>
               </w:rPr>
-              <w:t xml:space="preserve">Justifies parallel wiring, thick cables, fuse choice and earthing, and links each to the driving question about energy delivery and safety.</w:t>
+              <w:t xml:space="preserve">Correctly explains the fuse blowing at 20.8 A against 13 A, the roles of the fuse or breaker and earthing, and the cost saving of an LED, in Kenyan contexts.</w:t>
             </w:r>
           </w:p>
         </w:tc>
@@ -1917,7 +1540,7 @@
                 <w:sz w:val="18"/>
                 <w:szCs w:val="18"/>
               </w:rPr>
-              <w:t xml:space="preserve">Gives design rules with partial justification.</w:t>
+              <w:t xml:space="preserve">Explains most safety and cost ideas correctly with some gaps.</w:t>
             </w:r>
           </w:p>
         </w:tc>
@@ -1949,7 +1572,7 @@
                 <w:sz w:val="18"/>
                 <w:szCs w:val="18"/>
               </w:rPr>
-              <w:t xml:space="preserve">Gives design rules without reasons, or rules that are unsafe.</w:t>
+              <w:t xml:space="preserve">Safety and cost ideas are unclear or missing.</w:t>
             </w:r>
           </w:p>
         </w:tc>
@@ -1983,7 +1606,7 @@
                 <w:sz w:val="18"/>
                 <w:szCs w:val="18"/>
               </w:rPr>
-              <w:t xml:space="preserve">Communication and Kenyan context</w:t>
+              <w:t xml:space="preserve">Model revision and communication</w:t>
             </w:r>
           </w:p>
         </w:tc>
@@ -2015,7 +1638,7 @@
                 <w:sz w:val="18"/>
                 <w:szCs w:val="18"/>
               </w:rPr>
-              <w:t xml:space="preserve">Writing is clear and well organised, uses correct terms, and refers to the Huruma Estate and Kenya Power contexts.</w:t>
+              <w:t xml:space="preserve">Compares the first model with the final model, names a specific change, links to both KICD questions, and uses scientific terms (in series, in parallel, p.d., e.m.f.) correctly.</w:t>
             </w:r>
           </w:p>
         </w:tc>
@@ -2047,7 +1670,7 @@
                 <w:sz w:val="18"/>
                 <w:szCs w:val="18"/>
               </w:rPr>
-              <w:t xml:space="preserve">Writing is mostly clear, with some terms misused or limited reference to context.</w:t>
+              <w:t xml:space="preserve">Describes a change in the model and uses most terms correctly.</w:t>
             </w:r>
           </w:p>
         </w:tc>
@@ -2079,7 +1702,7 @@
                 <w:sz w:val="18"/>
                 <w:szCs w:val="18"/>
               </w:rPr>
-              <w:t xml:space="preserve">Writing is hard to follow, with little use of scientific terms or context.</w:t>
+              <w:t xml:space="preserve">Does not describe a model change or uses terms incorrectly.</w:t>
             </w:r>
           </w:p>
         </w:tc>
@@ -2203,7 +1826,7 @@
         </w:rPr>
         <w:t xml:space="preserve">© 2026 SeaVuria and ARES. This work is licensed under a </w:t>
       </w:r>
-      <w:hyperlink w:history="1" r:id="rId6ehbcrxiprddlbkzlgxtn">
+      <w:hyperlink w:history="1" r:id="rIdrk7m2lbezpvxgkznuwvg1">
         <w:r>
           <w:rPr>
             <w:rFonts w:ascii="Arial" w:cs="Arial" w:eastAsia="Arial" w:hAnsi="Arial"/>
@@ -2223,7 +1846,7 @@
         </w:rPr>
         <w:t xml:space="preserve"> (</w:t>
       </w:r>
-      <w:hyperlink w:history="1" r:id="rIdwel97j8nvgtr26ezlrxlk">
+      <w:hyperlink w:history="1" r:id="rIdlp3aixs-_oag30scsftiy">
         <w:r>
           <w:rPr>
             <w:rFonts w:ascii="Arial" w:cs="Arial" w:eastAsia="Arial" w:hAnsi="Arial"/>
@@ -2243,7 +1866,7 @@
         </w:rPr>
         <w:t xml:space="preserve">). To view a copy of this license, visit </w:t>
       </w:r>
-      <w:hyperlink w:history="1" r:id="rIdquunhwgdw7ocixbbo49o1">
+      <w:hyperlink w:history="1" r:id="rId3nrtsz-ehnkgktaf96u08">
         <w:r>
           <w:rPr>
             <w:rFonts w:ascii="Arial" w:cs="Arial" w:eastAsia="Arial" w:hAnsi="Arial"/>

--- a/data/outputs/v2/Physics/SS3.2_Current_Electricity/Physics_Current_Electricity_FinalExplanation_TeacherKey.docx
+++ b/data/outputs/v2/Physics/SS3.2_Current_Electricity/Physics_Current_Electricity_FinalExplanation_TeacherKey.docx
@@ -4,6 +4,7 @@
   <w:body>
     <w:p>
       <w:pPr>
+        <w:keepNext w:val="false"/>
         <w:spacing w:after="30" w:before="0"/>
         <w:jc w:val="center"/>
       </w:pPr>
@@ -23,6 +24,7 @@
     </w:p>
     <w:p>
       <w:pPr>
+        <w:keepNext w:val="false"/>
         <w:spacing w:after="60" w:before="0"/>
         <w:jc w:val="center"/>
       </w:pPr>
@@ -81,6 +83,7 @@
           </w:tcPr>
           <w:p>
             <w:pPr>
+              <w:keepNext w:val="false"/>
               <w:spacing w:after="40" w:before="0"/>
               <w:jc w:val="center"/>
             </w:pPr>
@@ -116,6 +119,7 @@
           </w:tcPr>
           <w:p>
             <w:pPr>
+              <w:keepNext w:val="false"/>
               <w:spacing w:after="40" w:before="0"/>
               <w:jc w:val="center"/>
             </w:pPr>
@@ -176,6 +180,7 @@
           </w:tcPr>
           <w:p>
             <w:pPr>
+              <w:keepNext w:val="false"/>
               <w:spacing w:after="40" w:before="0"/>
               <w:jc w:val="center"/>
             </w:pPr>
@@ -210,6 +215,7 @@
           </w:tcPr>
           <w:p>
             <w:pPr>
+              <w:keepNext w:val="false"/>
               <w:spacing w:after="40" w:before="0"/>
               <w:jc w:val="left"/>
             </w:pPr>
@@ -271,6 +277,7 @@
           </w:tcPr>
           <w:p>
             <w:pPr>
+              <w:keepNext/>
               <w:spacing w:after="40" w:before="0"/>
               <w:jc w:val="center"/>
             </w:pPr>
@@ -305,6 +312,7 @@
           </w:tcPr>
           <w:p>
             <w:pPr>
+              <w:keepNext w:val="false"/>
               <w:spacing w:after="40" w:before="0"/>
               <w:jc w:val="left"/>
             </w:pPr>
@@ -337,6 +345,7 @@
           </w:tcPr>
           <w:p>
             <w:pPr>
+              <w:keepNext w:val="false"/>
               <w:spacing w:after="40" w:before="0"/>
               <w:jc w:val="left"/>
             </w:pPr>
@@ -398,6 +407,7 @@
           </w:tcPr>
           <w:p>
             <w:pPr>
+              <w:keepNext/>
               <w:spacing w:after="40" w:before="0"/>
               <w:jc w:val="center"/>
             </w:pPr>
@@ -432,6 +442,7 @@
           </w:tcPr>
           <w:p>
             <w:pPr>
+              <w:keepNext w:val="false"/>
               <w:spacing w:after="40" w:before="0"/>
               <w:jc w:val="left"/>
             </w:pPr>
@@ -464,6 +475,7 @@
           </w:tcPr>
           <w:p>
             <w:pPr>
+              <w:keepNext w:val="false"/>
               <w:spacing w:after="40" w:before="0"/>
               <w:jc w:val="left"/>
             </w:pPr>
@@ -525,6 +537,7 @@
           </w:tcPr>
           <w:p>
             <w:pPr>
+              <w:keepNext/>
               <w:spacing w:after="40" w:before="0"/>
               <w:jc w:val="center"/>
             </w:pPr>
@@ -559,6 +572,7 @@
           </w:tcPr>
           <w:p>
             <w:pPr>
+              <w:keepNext w:val="false"/>
               <w:spacing w:after="40" w:before="0"/>
               <w:jc w:val="left"/>
             </w:pPr>
@@ -591,6 +605,7 @@
           </w:tcPr>
           <w:p>
             <w:pPr>
+              <w:keepNext w:val="false"/>
               <w:spacing w:after="40" w:before="0"/>
               <w:jc w:val="left"/>
             </w:pPr>
@@ -652,6 +667,7 @@
           </w:tcPr>
           <w:p>
             <w:pPr>
+              <w:keepNext/>
               <w:spacing w:after="40" w:before="0"/>
               <w:jc w:val="center"/>
             </w:pPr>
@@ -686,6 +702,7 @@
           </w:tcPr>
           <w:p>
             <w:pPr>
+              <w:keepNext w:val="false"/>
               <w:spacing w:after="40" w:before="0"/>
               <w:jc w:val="left"/>
             </w:pPr>
@@ -718,6 +735,7 @@
           </w:tcPr>
           <w:p>
             <w:pPr>
+              <w:keepNext w:val="false"/>
               <w:spacing w:after="40" w:before="0"/>
               <w:jc w:val="left"/>
             </w:pPr>
@@ -779,6 +797,7 @@
           </w:tcPr>
           <w:p>
             <w:pPr>
+              <w:keepNext/>
               <w:spacing w:after="40" w:before="0"/>
               <w:jc w:val="center"/>
             </w:pPr>
@@ -813,6 +832,7 @@
           </w:tcPr>
           <w:p>
             <w:pPr>
+              <w:keepNext w:val="false"/>
               <w:spacing w:after="40" w:before="0"/>
               <w:jc w:val="left"/>
             </w:pPr>
@@ -845,6 +865,7 @@
           </w:tcPr>
           <w:p>
             <w:pPr>
+              <w:keepNext w:val="false"/>
               <w:spacing w:after="40" w:before="0"/>
               <w:jc w:val="left"/>
             </w:pPr>
@@ -908,6 +929,7 @@
           </w:tcPr>
           <w:p>
             <w:pPr>
+              <w:keepNext w:val="false"/>
               <w:spacing w:after="40" w:before="0"/>
               <w:jc w:val="center"/>
             </w:pPr>
@@ -942,6 +964,7 @@
           </w:tcPr>
           <w:p>
             <w:pPr>
+              <w:keepNext w:val="false"/>
               <w:spacing w:after="40" w:before="0"/>
               <w:jc w:val="left"/>
             </w:pPr>
@@ -974,6 +997,7 @@
           </w:tcPr>
           <w:p>
             <w:pPr>
+              <w:keepNext w:val="false"/>
               <w:spacing w:after="40" w:before="0"/>
               <w:jc w:val="left"/>
             </w:pPr>
@@ -1006,6 +1030,7 @@
           </w:tcPr>
           <w:p>
             <w:pPr>
+              <w:keepNext w:val="false"/>
               <w:spacing w:after="40" w:before="0"/>
               <w:jc w:val="left"/>
             </w:pPr>
@@ -1038,6 +1063,7 @@
           </w:tcPr>
           <w:p>
             <w:pPr>
+              <w:keepNext w:val="false"/>
               <w:spacing w:after="40" w:before="0"/>
               <w:jc w:val="left"/>
             </w:pPr>
@@ -1072,6 +1098,7 @@
           </w:tcPr>
           <w:p>
             <w:pPr>
+              <w:keepNext w:val="false"/>
               <w:spacing w:after="40" w:before="0"/>
               <w:jc w:val="left"/>
             </w:pPr>
@@ -1104,6 +1131,7 @@
           </w:tcPr>
           <w:p>
             <w:pPr>
+              <w:keepNext w:val="false"/>
               <w:spacing w:after="40" w:before="0"/>
               <w:jc w:val="left"/>
             </w:pPr>
@@ -1136,6 +1164,7 @@
           </w:tcPr>
           <w:p>
             <w:pPr>
+              <w:keepNext w:val="false"/>
               <w:spacing w:after="40" w:before="0"/>
               <w:jc w:val="left"/>
             </w:pPr>
@@ -1168,6 +1197,7 @@
           </w:tcPr>
           <w:p>
             <w:pPr>
+              <w:keepNext w:val="false"/>
               <w:spacing w:after="40" w:before="0"/>
               <w:jc w:val="left"/>
             </w:pPr>
@@ -1202,6 +1232,7 @@
           </w:tcPr>
           <w:p>
             <w:pPr>
+              <w:keepNext w:val="false"/>
               <w:spacing w:after="40" w:before="0"/>
               <w:jc w:val="left"/>
             </w:pPr>
@@ -1234,6 +1265,7 @@
           </w:tcPr>
           <w:p>
             <w:pPr>
+              <w:keepNext w:val="false"/>
               <w:spacing w:after="40" w:before="0"/>
               <w:jc w:val="left"/>
             </w:pPr>
@@ -1266,6 +1298,7 @@
           </w:tcPr>
           <w:p>
             <w:pPr>
+              <w:keepNext w:val="false"/>
               <w:spacing w:after="40" w:before="0"/>
               <w:jc w:val="left"/>
             </w:pPr>
@@ -1298,6 +1331,7 @@
           </w:tcPr>
           <w:p>
             <w:pPr>
+              <w:keepNext w:val="false"/>
               <w:spacing w:after="40" w:before="0"/>
               <w:jc w:val="left"/>
             </w:pPr>
@@ -1332,6 +1366,7 @@
           </w:tcPr>
           <w:p>
             <w:pPr>
+              <w:keepNext w:val="false"/>
               <w:spacing w:after="40" w:before="0"/>
               <w:jc w:val="left"/>
             </w:pPr>
@@ -1364,6 +1399,7 @@
           </w:tcPr>
           <w:p>
             <w:pPr>
+              <w:keepNext w:val="false"/>
               <w:spacing w:after="40" w:before="0"/>
               <w:jc w:val="left"/>
             </w:pPr>
@@ -1396,6 +1432,7 @@
           </w:tcPr>
           <w:p>
             <w:pPr>
+              <w:keepNext w:val="false"/>
               <w:spacing w:after="40" w:before="0"/>
               <w:jc w:val="left"/>
             </w:pPr>
@@ -1428,6 +1465,7 @@
           </w:tcPr>
           <w:p>
             <w:pPr>
+              <w:keepNext w:val="false"/>
               <w:spacing w:after="40" w:before="0"/>
               <w:jc w:val="left"/>
             </w:pPr>
@@ -1462,6 +1500,7 @@
           </w:tcPr>
           <w:p>
             <w:pPr>
+              <w:keepNext w:val="false"/>
               <w:spacing w:after="40" w:before="0"/>
               <w:jc w:val="left"/>
             </w:pPr>
@@ -1494,6 +1533,7 @@
           </w:tcPr>
           <w:p>
             <w:pPr>
+              <w:keepNext w:val="false"/>
               <w:spacing w:after="40" w:before="0"/>
               <w:jc w:val="left"/>
             </w:pPr>
@@ -1526,6 +1566,7 @@
           </w:tcPr>
           <w:p>
             <w:pPr>
+              <w:keepNext w:val="false"/>
               <w:spacing w:after="40" w:before="0"/>
               <w:jc w:val="left"/>
             </w:pPr>
@@ -1558,6 +1599,7 @@
           </w:tcPr>
           <w:p>
             <w:pPr>
+              <w:keepNext w:val="false"/>
               <w:spacing w:after="40" w:before="0"/>
               <w:jc w:val="left"/>
             </w:pPr>
@@ -1592,6 +1634,7 @@
           </w:tcPr>
           <w:p>
             <w:pPr>
+              <w:keepNext w:val="false"/>
               <w:spacing w:after="40" w:before="0"/>
               <w:jc w:val="left"/>
             </w:pPr>
@@ -1624,6 +1667,7 @@
           </w:tcPr>
           <w:p>
             <w:pPr>
+              <w:keepNext w:val="false"/>
               <w:spacing w:after="40" w:before="0"/>
               <w:jc w:val="left"/>
             </w:pPr>
@@ -1656,6 +1700,7 @@
           </w:tcPr>
           <w:p>
             <w:pPr>
+              <w:keepNext w:val="false"/>
               <w:spacing w:after="40" w:before="0"/>
               <w:jc w:val="left"/>
             </w:pPr>
@@ -1688,6 +1733,7 @@
           </w:tcPr>
           <w:p>
             <w:pPr>
+              <w:keepNext w:val="false"/>
               <w:spacing w:after="40" w:before="0"/>
               <w:jc w:val="left"/>
             </w:pPr>
@@ -1826,7 +1872,7 @@
         </w:rPr>
         <w:t xml:space="preserve">© 2026 SeaVuria and ARES. This work is licensed under a </w:t>
       </w:r>
-      <w:hyperlink w:history="1" r:id="rIdrk7m2lbezpvxgkznuwvg1">
+      <w:hyperlink w:history="1" r:id="rIda235a10_c6c9_4py1gq23">
         <w:r>
           <w:rPr>
             <w:rFonts w:ascii="Arial" w:cs="Arial" w:eastAsia="Arial" w:hAnsi="Arial"/>
@@ -1846,7 +1892,7 @@
         </w:rPr>
         <w:t xml:space="preserve"> (</w:t>
       </w:r>
-      <w:hyperlink w:history="1" r:id="rIdlp3aixs-_oag30scsftiy">
+      <w:hyperlink w:history="1" r:id="rId7c6xudykedwvuw9q8_yaj">
         <w:r>
           <w:rPr>
             <w:rFonts w:ascii="Arial" w:cs="Arial" w:eastAsia="Arial" w:hAnsi="Arial"/>
@@ -1866,7 +1912,7 @@
         </w:rPr>
         <w:t xml:space="preserve">). To view a copy of this license, visit </w:t>
       </w:r>
-      <w:hyperlink w:history="1" r:id="rId3nrtsz-ehnkgktaf96u08">
+      <w:hyperlink w:history="1" r:id="rIdjrsfky2da5slvdb67e3uk">
         <w:r>
           <w:rPr>
             <w:rFonts w:ascii="Arial" w:cs="Arial" w:eastAsia="Arial" w:hAnsi="Arial"/>

--- a/data/outputs/v2/Physics/SS3.2_Current_Electricity/Physics_Current_Electricity_FinalExplanation_TeacherKey.docx
+++ b/data/outputs/v2/Physics/SS3.2_Current_Electricity/Physics_Current_Electricity_FinalExplanation_TeacherKey.docx
@@ -1872,7 +1872,7 @@
         </w:rPr>
         <w:t xml:space="preserve">© 2026 SeaVuria and ARES. This work is licensed under a </w:t>
       </w:r>
-      <w:hyperlink w:history="1" r:id="rIda235a10_c6c9_4py1gq23">
+      <w:hyperlink w:history="1" r:id="rId1fjolmpnwdfqaptksjlzn">
         <w:r>
           <w:rPr>
             <w:rFonts w:ascii="Arial" w:cs="Arial" w:eastAsia="Arial" w:hAnsi="Arial"/>
@@ -1892,7 +1892,7 @@
         </w:rPr>
         <w:t xml:space="preserve"> (</w:t>
       </w:r>
-      <w:hyperlink w:history="1" r:id="rId7c6xudykedwvuw9q8_yaj">
+      <w:hyperlink w:history="1" r:id="rIdh0b-zehmasdxx-obgvmfi">
         <w:r>
           <w:rPr>
             <w:rFonts w:ascii="Arial" w:cs="Arial" w:eastAsia="Arial" w:hAnsi="Arial"/>
@@ -1912,7 +1912,7 @@
         </w:rPr>
         <w:t xml:space="preserve">). To view a copy of this license, visit </w:t>
       </w:r>
-      <w:hyperlink w:history="1" r:id="rIdjrsfky2da5slvdb67e3uk">
+      <w:hyperlink w:history="1" r:id="rIdlckqkgykkzg8etwmanalk">
         <w:r>
           <w:rPr>
             <w:rFonts w:ascii="Arial" w:cs="Arial" w:eastAsia="Arial" w:hAnsi="Arial"/>
